--- a/yunqi-2026-cipu-forum/docs/07-AI推理全栈优化实战-资彦义李陈浩文.docx
+++ b/yunqi-2026-cipu-forum/docs/07-AI推理全栈优化实战-资彦义李陈浩文.docx
@@ -269,7 +269,7 @@
           <w:b/>
           <w:sz w:val="26"/>
         </w:rPr>
-        <w:t>三、分节梳理</w:t>
+        <w:t>三、分节梳理与PPT佐证</w:t>
       </w:r>
     </w:p>
     <w:p>
@@ -279,10 +279,23 @@
       <w:r>
         <w:rPr>
           <w:rFonts w:ascii="微软雅黑" w:hAnsi="微软雅黑" w:eastAsia="微软雅黑"/>
+          <w:b w:val="0"/>
+          <w:sz w:val="20"/>
+        </w:rPr>
+        <w:t>以下按议题结构展开；每节文字要点之后立即附上对应 PPT 截图作为佐证。</w:t>
+      </w:r>
+    </w:p>
+    <w:p>
+      <w:pPr>
+        <w:spacing w:after="80" w:line="300" w:lineRule="auto"/>
+      </w:pPr>
+      <w:r>
+        <w:rPr>
+          <w:rFonts w:ascii="微软雅黑" w:hAnsi="微软雅黑" w:eastAsia="微软雅黑"/>
           <w:b/>
           <w:sz w:val="24"/>
         </w:rPr>
-        <w:t>1. Dev Loop 与三层能力</w:t>
+        <w:t>嘉宾与开场 / Dev Loop</w:t>
       </w:r>
     </w:p>
     <w:p>
@@ -296,7 +309,7 @@
           <w:b w:val="0"/>
           <w:sz w:val="22"/>
         </w:rPr>
-        <w:t>以 Profiler/Trace 下钻为枢纽。</w:t>
+        <w:t>Dev Loop：SLA/P99/TTFT → Throughput/RT → Profiler/Trace → 瓶颈归属 → 三层优化 → 回归。</w:t>
       </w:r>
     </w:p>
     <w:p>
@@ -310,115 +323,7 @@
           <w:b w:val="0"/>
           <w:sz w:val="22"/>
         </w:rPr>
-        <w:t>映射到 Agentic KV / Mega Kernel / Kernel Agent。</w:t>
-      </w:r>
-    </w:p>
-    <w:p>
-      <w:pPr>
-        <w:spacing w:after="120" w:line="300" w:lineRule="auto"/>
-      </w:pPr>
-      <w:r>
-        <w:rPr>
-          <w:rFonts w:ascii="微软雅黑" w:hAnsi="微软雅黑" w:eastAsia="微软雅黑"/>
-          <w:b/>
-          <w:sz w:val="24"/>
-        </w:rPr>
-        <w:t>2. Agentic KV</w:t>
-      </w:r>
-    </w:p>
-    <w:p>
-      <w:pPr>
-        <w:pStyle w:val="ListBullet"/>
-        <w:spacing w:after="60"/>
-      </w:pPr>
-      <w:r>
-        <w:rPr>
-          <w:rFonts w:ascii="微软雅黑" w:hAnsi="微软雅黑" w:eastAsia="微软雅黑"/>
-          <w:b w:val="0"/>
-          <w:sz w:val="22"/>
-        </w:rPr>
-        <w:t>会话生命周期感知价值排序。</w:t>
-      </w:r>
-    </w:p>
-    <w:p>
-      <w:pPr>
-        <w:pStyle w:val="ListBullet"/>
-        <w:spacing w:after="60"/>
-      </w:pPr>
-      <w:r>
-        <w:rPr>
-          <w:rFonts w:ascii="微软雅黑" w:hAnsi="微软雅黑" w:eastAsia="微软雅黑"/>
-          <w:b w:val="0"/>
-          <w:sz w:val="22"/>
-        </w:rPr>
-        <w:t>绿/黄/红三态策略。</w:t>
-      </w:r>
-    </w:p>
-    <w:p>
-      <w:pPr>
-        <w:spacing w:after="120" w:line="300" w:lineRule="auto"/>
-      </w:pPr>
-      <w:r>
-        <w:rPr>
-          <w:rFonts w:ascii="微软雅黑" w:hAnsi="微软雅黑" w:eastAsia="微软雅黑"/>
-          <w:b/>
-          <w:sz w:val="24"/>
-        </w:rPr>
-        <w:t>3. Mega Kernel 与 Kernel Agent</w:t>
-      </w:r>
-    </w:p>
-    <w:p>
-      <w:pPr>
-        <w:pStyle w:val="ListBullet"/>
-        <w:spacing w:after="60"/>
-      </w:pPr>
-      <w:r>
-        <w:rPr>
-          <w:rFonts w:ascii="微软雅黑" w:hAnsi="微软雅黑" w:eastAsia="微软雅黑"/>
-          <w:b w:val="0"/>
-          <w:sz w:val="22"/>
-        </w:rPr>
-        <w:t>设备内流水压缩执行空洞。</w:t>
-      </w:r>
-    </w:p>
-    <w:p>
-      <w:pPr>
-        <w:pStyle w:val="ListBullet"/>
-        <w:spacing w:after="60"/>
-      </w:pPr>
-      <w:r>
-        <w:rPr>
-          <w:rFonts w:ascii="微软雅黑" w:hAnsi="微软雅黑" w:eastAsia="微软雅黑"/>
-          <w:b w:val="0"/>
-          <w:sz w:val="22"/>
-        </w:rPr>
-        <w:t>Master–Sub 并行探索与跨平台迁移。</w:t>
-      </w:r>
-    </w:p>
-    <w:p>
-      <w:pPr>
-        <w:pStyle w:val="Heading2"/>
-      </w:pPr>
-      <w:r>
-        <w:rPr>
-          <w:rFonts w:ascii="微软雅黑" w:hAnsi="微软雅黑" w:eastAsia="微软雅黑"/>
-          <w:b/>
-          <w:sz w:val="26"/>
-        </w:rPr>
-        <w:t>四、PPT截图佐证</w:t>
-      </w:r>
-    </w:p>
-    <w:p>
-      <w:pPr>
-        <w:spacing w:after="120" w:line="300" w:lineRule="auto"/>
-      </w:pPr>
-      <w:r>
-        <w:rPr>
-          <w:rFonts w:ascii="微软雅黑" w:hAnsi="微软雅黑" w:eastAsia="微软雅黑"/>
-          <w:b w:val="0"/>
-          <w:sz w:val="22"/>
-        </w:rPr>
-        <w:t>以下截图取自官方回放视频对应时间点，用于佐证上述要点。</w:t>
+        <w:t>三层能力：Agentic KV / Mega Kernel / Kernel Agent。</w:t>
       </w:r>
     </w:p>
     <w:p>
@@ -476,15 +381,15 @@
     </w:p>
     <w:p>
       <w:pPr>
-        <w:spacing w:after="120" w:line="300" w:lineRule="auto"/>
+        <w:spacing w:after="200" w:line="300" w:lineRule="auto"/>
       </w:pPr>
       <w:r>
         <w:rPr>
           <w:rFonts w:ascii="微软雅黑" w:hAnsi="微软雅黑" w:eastAsia="微软雅黑"/>
           <w:b w:val="0"/>
-          <w:sz w:val="22"/>
+          <w:sz w:val="20"/>
         </w:rPr>
-        <w:t>资彦义 / 李陈浩文。</w:t>
+        <w:t>佐证说明：资彦义 / 李陈浩文。</w:t>
       </w:r>
     </w:p>
     <w:p>
@@ -542,7 +447,34 @@
     </w:p>
     <w:p>
       <w:pPr>
-        <w:spacing w:after="120" w:line="300" w:lineRule="auto"/>
+        <w:spacing w:after="200" w:line="300" w:lineRule="auto"/>
+      </w:pPr>
+      <w:r>
+        <w:rPr>
+          <w:rFonts w:ascii="微软雅黑" w:hAnsi="微软雅黑" w:eastAsia="微软雅黑"/>
+          <w:b w:val="0"/>
+          <w:sz w:val="20"/>
+        </w:rPr>
+        <w:t>佐证说明：Agentic KV / Mega Kernel / Kernel Agent。</w:t>
+      </w:r>
+    </w:p>
+    <w:p>
+      <w:pPr>
+        <w:spacing w:after="80" w:line="300" w:lineRule="auto"/>
+      </w:pPr>
+      <w:r>
+        <w:rPr>
+          <w:rFonts w:ascii="微软雅黑" w:hAnsi="微软雅黑" w:eastAsia="微软雅黑"/>
+          <w:b/>
+          <w:sz w:val="24"/>
+        </w:rPr>
+        <w:t>2. Agentic KV</w:t>
+      </w:r>
+    </w:p>
+    <w:p>
+      <w:pPr>
+        <w:pStyle w:val="ListBullet"/>
+        <w:spacing w:after="60"/>
       </w:pPr>
       <w:r>
         <w:rPr>
@@ -550,7 +482,21 @@
           <w:b w:val="0"/>
           <w:sz w:val="22"/>
         </w:rPr>
-        <w:t>Agentic KV / Mega Kernel / Kernel Agent。</w:t>
+        <w:t>会话生命周期感知价值排序。</w:t>
+      </w:r>
+    </w:p>
+    <w:p>
+      <w:pPr>
+        <w:pStyle w:val="ListBullet"/>
+        <w:spacing w:after="60"/>
+      </w:pPr>
+      <w:r>
+        <w:rPr>
+          <w:rFonts w:ascii="微软雅黑" w:hAnsi="微软雅黑" w:eastAsia="微软雅黑"/>
+          <w:b w:val="0"/>
+          <w:sz w:val="22"/>
+        </w:rPr>
+        <w:t>绿/黄/红三态策略。</w:t>
       </w:r>
     </w:p>
     <w:p>
@@ -608,15 +554,15 @@
     </w:p>
     <w:p>
       <w:pPr>
-        <w:spacing w:after="120" w:line="300" w:lineRule="auto"/>
+        <w:spacing w:after="200" w:line="300" w:lineRule="auto"/>
       </w:pPr>
       <w:r>
         <w:rPr>
           <w:rFonts w:ascii="微软雅黑" w:hAnsi="微软雅黑" w:eastAsia="微软雅黑"/>
           <w:b w:val="0"/>
-          <w:sz w:val="22"/>
+          <w:sz w:val="20"/>
         </w:rPr>
-        <w:t>停得久≠价值低；LRU 误删。</w:t>
+        <w:t>佐证说明：停得久≠价值低；LRU 误删。</w:t>
       </w:r>
     </w:p>
     <w:p>
@@ -674,7 +620,34 @@
     </w:p>
     <w:p>
       <w:pPr>
-        <w:spacing w:after="120" w:line="300" w:lineRule="auto"/>
+        <w:spacing w:after="200" w:line="300" w:lineRule="auto"/>
+      </w:pPr>
+      <w:r>
+        <w:rPr>
+          <w:rFonts w:ascii="微软雅黑" w:hAnsi="微软雅黑" w:eastAsia="微软雅黑"/>
+          <w:b w:val="0"/>
+          <w:sz w:val="20"/>
+        </w:rPr>
+        <w:t>佐证说明：绿保留 / 黄准备 / 红腾挪。</w:t>
+      </w:r>
+    </w:p>
+    <w:p>
+      <w:pPr>
+        <w:spacing w:after="80" w:line="300" w:lineRule="auto"/>
+      </w:pPr>
+      <w:r>
+        <w:rPr>
+          <w:rFonts w:ascii="微软雅黑" w:hAnsi="微软雅黑" w:eastAsia="微软雅黑"/>
+          <w:b/>
+          <w:sz w:val="24"/>
+        </w:rPr>
+        <w:t>3. Mega Kernel 与 Kernel Agent</w:t>
+      </w:r>
+    </w:p>
+    <w:p>
+      <w:pPr>
+        <w:pStyle w:val="ListBullet"/>
+        <w:spacing w:after="60"/>
       </w:pPr>
       <w:r>
         <w:rPr>
@@ -682,7 +655,21 @@
           <w:b w:val="0"/>
           <w:sz w:val="22"/>
         </w:rPr>
-        <w:t>绿保留 / 黄准备 / 红腾挪。</w:t>
+        <w:t>设备内流水压缩执行空洞。</w:t>
+      </w:r>
+    </w:p>
+    <w:p>
+      <w:pPr>
+        <w:pStyle w:val="ListBullet"/>
+        <w:spacing w:after="60"/>
+      </w:pPr>
+      <w:r>
+        <w:rPr>
+          <w:rFonts w:ascii="微软雅黑" w:hAnsi="微软雅黑" w:eastAsia="微软雅黑"/>
+          <w:b w:val="0"/>
+          <w:sz w:val="22"/>
+        </w:rPr>
+        <w:t>Master–Sub 并行探索与跨平台迁移。</w:t>
       </w:r>
     </w:p>
     <w:p>
@@ -740,15 +727,15 @@
     </w:p>
     <w:p>
       <w:pPr>
-        <w:spacing w:after="120" w:line="300" w:lineRule="auto"/>
+        <w:spacing w:after="200" w:line="300" w:lineRule="auto"/>
       </w:pPr>
       <w:r>
         <w:rPr>
           <w:rFonts w:ascii="微软雅黑" w:hAnsi="微软雅黑" w:eastAsia="微软雅黑"/>
           <w:b w:val="0"/>
-          <w:sz w:val="22"/>
+          <w:sz w:val="20"/>
         </w:rPr>
-        <w:t>少启动/少搬运/少等待。</w:t>
+        <w:t>佐证说明：少启动/少搬运/少等待。</w:t>
       </w:r>
     </w:p>
     <w:p>
@@ -806,15 +793,15 @@
     </w:p>
     <w:p>
       <w:pPr>
-        <w:spacing w:after="120" w:line="300" w:lineRule="auto"/>
+        <w:spacing w:after="200" w:line="300" w:lineRule="auto"/>
       </w:pPr>
       <w:r>
         <w:rPr>
           <w:rFonts w:ascii="微软雅黑" w:hAnsi="微软雅黑" w:eastAsia="微软雅黑"/>
           <w:b w:val="0"/>
-          <w:sz w:val="22"/>
+          <w:sz w:val="20"/>
         </w:rPr>
-        <w:t>Fusion→SM Task→Runtime→Native Kernel。</w:t>
+        <w:t>佐证说明：Fusion→SM Task→Runtime→Native Kernel。</w:t>
       </w:r>
     </w:p>
     <w:p>
@@ -872,15 +859,15 @@
     </w:p>
     <w:p>
       <w:pPr>
-        <w:spacing w:after="120" w:line="300" w:lineRule="auto"/>
+        <w:spacing w:after="200" w:line="300" w:lineRule="auto"/>
       </w:pPr>
       <w:r>
         <w:rPr>
           <w:rFonts w:ascii="微软雅黑" w:hAnsi="微软雅黑" w:eastAsia="微软雅黑"/>
           <w:b w:val="0"/>
-          <w:sz w:val="22"/>
+          <w:sz w:val="20"/>
         </w:rPr>
-        <w:t>Agent 分工命题。</w:t>
+        <w:t>佐证说明：Agent 分工命题。</w:t>
       </w:r>
     </w:p>
     <w:p>
@@ -938,15 +925,15 @@
     </w:p>
     <w:p>
       <w:pPr>
-        <w:spacing w:after="120" w:line="300" w:lineRule="auto"/>
+        <w:spacing w:after="200" w:line="300" w:lineRule="auto"/>
       </w:pPr>
       <w:r>
         <w:rPr>
           <w:rFonts w:ascii="微软雅黑" w:hAnsi="微软雅黑" w:eastAsia="微软雅黑"/>
           <w:b w:val="0"/>
-          <w:sz w:val="22"/>
+          <w:sz w:val="20"/>
         </w:rPr>
-        <w:t>9.52→1.95ms / 约 4.88×。</w:t>
+        <w:t>佐证说明：9.52→1.95ms / 约 4.88×。</w:t>
       </w:r>
     </w:p>
     <w:p>
@@ -1004,15 +991,15 @@
     </w:p>
     <w:p>
       <w:pPr>
-        <w:spacing w:after="120" w:line="300" w:lineRule="auto"/>
+        <w:spacing w:after="200" w:line="300" w:lineRule="auto"/>
       </w:pPr>
       <w:r>
         <w:rPr>
           <w:rFonts w:ascii="微软雅黑" w:hAnsi="微软雅黑" w:eastAsia="微软雅黑"/>
           <w:b w:val="0"/>
-          <w:sz w:val="22"/>
+          <w:sz w:val="20"/>
         </w:rPr>
-        <w:t>相对 SGLang 加速表。</w:t>
+        <w:t>佐证说明：相对 SGLang 加速表。</w:t>
       </w:r>
     </w:p>
     <w:p>
@@ -1070,15 +1057,15 @@
     </w:p>
     <w:p>
       <w:pPr>
-        <w:spacing w:after="120" w:line="300" w:lineRule="auto"/>
+        <w:spacing w:after="200" w:line="300" w:lineRule="auto"/>
       </w:pPr>
       <w:r>
         <w:rPr>
           <w:rFonts w:ascii="微软雅黑" w:hAnsi="微软雅黑" w:eastAsia="微软雅黑"/>
           <w:b w:val="0"/>
-          <w:sz w:val="22"/>
+          <w:sz w:val="20"/>
         </w:rPr>
-        <w:t>AMD/PPU 收益数字。</w:t>
+        <w:t>佐证说明：AMD/PPU 收益数字。</w:t>
       </w:r>
     </w:p>
     <w:p>
@@ -1091,7 +1078,7 @@
           <w:b/>
           <w:sz w:val="26"/>
         </w:rPr>
-        <w:t>五、结论与启示</w:t>
+        <w:t>四、结论与启示</w:t>
       </w:r>
     </w:p>
     <w:p>

--- a/yunqi-2026-cipu-forum/docs/07-AI推理全栈优化实战-资彦义李陈浩文.docx
+++ b/yunqi-2026-cipu-forum/docs/07-AI推理全栈优化实战-资彦义李陈浩文.docx
@@ -82,6 +82,19 @@
     </w:p>
     <w:p>
       <w:pPr>
+        <w:spacing w:after="120" w:line="300" w:lineRule="auto"/>
+      </w:pPr>
+      <w:r>
+        <w:rPr>
+          <w:rFonts w:ascii="微软雅黑" w:hAnsi="微软雅黑" w:eastAsia="微软雅黑"/>
+          <w:b/>
+          <w:sz w:val="20"/>
+        </w:rPr>
+        <w:t>文档定位：偏技术细节与未来启示，可作为后续洞察PPT的素材底稿。</w:t>
+      </w:r>
+    </w:p>
+    <w:p>
+      <w:pPr>
         <w:pStyle w:val="Heading2"/>
       </w:pPr>
       <w:r>
@@ -90,7 +103,7 @@
           <w:b/>
           <w:sz w:val="26"/>
         </w:rPr>
-        <w:t>一、内容摘要</w:t>
+        <w:t>一、议题速览</w:t>
       </w:r>
     </w:p>
     <w:p>
@@ -103,7 +116,7 @@
           <w:b w:val="0"/>
           <w:sz w:val="22"/>
         </w:rPr>
-        <w:t>两位讲者以可复现 Dev Loop（目标→评测→Profiler/Trace→定位→优化→回归）组织全栈优化，落到三层能力：Agentic KV（框架调度）、Mega Kernel（设备内流水）、Kernel Agent（跨芯片算子自动生成调优）。重点纠正 LRU 对暂停会话的误删；给出 Mega Kernel 少启动/少搬运/少等待；并用 Master–Sub Agent 并行探索案例（9.52ms→1.95ms，约 4.88×）与 PPU/AMD 迁移实测证明可规模化交付。</w:t>
+        <w:t>以可复现 Dev Loop 组织优化，三层能力：Agentic KV（会话价值调度）、Mega Kernel（设备内流水）、Kernel Agent（跨芯算子自动供给）。纠正 LRU 误删；Mega Kernel 少启动/少搬运/少等待；Kernel Agent 案例约 4.88×，并迁移 PPU/AMD。</w:t>
       </w:r>
     </w:p>
     <w:p>
@@ -116,7 +129,7 @@
           <w:b/>
           <w:sz w:val="26"/>
         </w:rPr>
-        <w:t>二、核心要点</w:t>
+        <w:t>二、关键技术细节速览</w:t>
       </w:r>
     </w:p>
     <w:p>
@@ -130,7 +143,7 @@
           <w:b w:val="0"/>
           <w:sz w:val="22"/>
         </w:rPr>
-        <w:t>Dev Loop：SLA/P99/TTFT → Throughput/RT → Profiler/Trace → 瓶颈归属 → 三层优化 → 回归。</w:t>
+        <w:t>Dev Loop：目标(SLA/P99/TTFT)→评测→Profiler/Trace→定位→三层优化→回归。</w:t>
       </w:r>
     </w:p>
     <w:p>
@@ -144,7 +157,7 @@
           <w:b w:val="0"/>
           <w:sz w:val="22"/>
         </w:rPr>
-        <w:t>三层能力：Agentic KV / Mega Kernel / Kernel Agent。</w:t>
+        <w:t>Agentic KV：停得久≠价值低；生命周期+重建成本/命中/占用→价值排序；绿保留/黄准备/红腾挪。</w:t>
       </w:r>
     </w:p>
     <w:p>
@@ -158,7 +171,7 @@
           <w:b w:val="0"/>
           <w:sz w:val="22"/>
         </w:rPr>
-        <w:t>Agentic KV 痛点：停得久 ≠ 价值低；LRU 误删导致重新 Prefill。</w:t>
+        <w:t>Mega Kernel：Host-driven Kernel-per-Op → Device-resident Task Graph；数据就绪即下游启动。</w:t>
       </w:r>
     </w:p>
     <w:p>
@@ -172,7 +185,7 @@
           <w:b w:val="0"/>
           <w:sz w:val="22"/>
         </w:rPr>
-        <w:t>价值调度：感知会话生命周期 + KV 信号 → 价值排序 → 绿保留/黄准备/红腾挪。</w:t>
+        <w:t>四层协同：Fusion Boundary → SM Task Geometry → Device Runtime → Hardware-Native Kernel。</w:t>
       </w:r>
     </w:p>
     <w:p>
@@ -186,7 +199,46 @@
           <w:b w:val="0"/>
           <w:sz w:val="22"/>
         </w:rPr>
-        <w:t>传统 Kernel-per-Op：Host-driven，算子间经 host/全局内存同步。</w:t>
+        <w:t>Kernel Agent：Master–Sub 并行探索；H100 BF16 9.52→1.95ms≈4.88×；PPU MoE gate 至 ~2.13×；AMD DSA Decode ~1.6×。</w:t>
+      </w:r>
+    </w:p>
+    <w:p>
+      <w:pPr>
+        <w:pStyle w:val="Heading2"/>
+      </w:pPr>
+      <w:r>
+        <w:rPr>
+          <w:rFonts w:ascii="微软雅黑" w:hAnsi="微软雅黑" w:eastAsia="微软雅黑"/>
+          <w:b/>
+          <w:sz w:val="26"/>
+        </w:rPr>
+        <w:t>三、技术展开与PPT佐证</w:t>
+      </w:r>
+    </w:p>
+    <w:p>
+      <w:pPr>
+        <w:spacing w:after="120" w:line="300" w:lineRule="auto"/>
+      </w:pPr>
+      <w:r>
+        <w:rPr>
+          <w:rFonts w:ascii="微软雅黑" w:hAnsi="微软雅黑" w:eastAsia="微软雅黑"/>
+          <w:b w:val="0"/>
+          <w:sz w:val="20"/>
+        </w:rPr>
+        <w:t>以下按技术主题展开；每节要点之后立即附上对应 PPT 截图。</w:t>
+      </w:r>
+    </w:p>
+    <w:p>
+      <w:pPr>
+        <w:spacing w:after="80" w:line="300" w:lineRule="auto"/>
+      </w:pPr>
+      <w:r>
+        <w:rPr>
+          <w:rFonts w:ascii="微软雅黑" w:hAnsi="微软雅黑" w:eastAsia="微软雅黑"/>
+          <w:b/>
+          <w:sz w:val="24"/>
+        </w:rPr>
+        <w:t>1. Dev Loop 与三层能力地图</w:t>
       </w:r>
     </w:p>
     <w:p>
@@ -200,7 +252,7 @@
           <w:b w:val="0"/>
           <w:sz w:val="22"/>
         </w:rPr>
-        <w:t>Mega Kernel：Device-resident Task Graph；少启动/少搬运/少等待。</w:t>
+        <w:t>优化必须可复现：证据沉淀、自动编排、回归验证。</w:t>
       </w:r>
     </w:p>
     <w:p>
@@ -214,116 +266,7 @@
           <w:b w:val="0"/>
           <w:sz w:val="22"/>
         </w:rPr>
-        <w:t>名言：微秒尺度下，性能问题更在 kernel 之间。</w:t>
-      </w:r>
-    </w:p>
-    <w:p>
-      <w:pPr>
-        <w:pStyle w:val="ListBullet"/>
-        <w:spacing w:after="60"/>
-      </w:pPr>
-      <w:r>
-        <w:rPr>
-          <w:rFonts w:ascii="微软雅黑" w:hAnsi="微软雅黑" w:eastAsia="微软雅黑"/>
-          <w:b w:val="0"/>
-          <w:sz w:val="22"/>
-        </w:rPr>
-        <w:t>四层协同：模型计算图 → SM 任务图 → 设备内运行时 → 架构原生内核。</w:t>
-      </w:r>
-    </w:p>
-    <w:p>
-      <w:pPr>
-        <w:pStyle w:val="ListBullet"/>
-        <w:spacing w:after="60"/>
-      </w:pPr>
-      <w:r>
-        <w:rPr>
-          <w:rFonts w:ascii="微软雅黑" w:hAnsi="微软雅黑" w:eastAsia="微软雅黑"/>
-          <w:b w:val="0"/>
-          <w:sz w:val="22"/>
-        </w:rPr>
-        <w:t>算子供给：模型×精度×硬件代际爆炸；Agent 组织探索，专家聚焦算法与验收。</w:t>
-      </w:r>
-    </w:p>
-    <w:p>
-      <w:pPr>
-        <w:pStyle w:val="ListBullet"/>
-        <w:spacing w:after="60"/>
-      </w:pPr>
-      <w:r>
-        <w:rPr>
-          <w:rFonts w:ascii="微软雅黑" w:hAnsi="微软雅黑" w:eastAsia="微软雅黑"/>
-          <w:b w:val="0"/>
-          <w:sz w:val="22"/>
-        </w:rPr>
-        <w:t>Kernel Agent 案例：H100 BF16 约 4.88×；PPU MoE gate 等至约 2.13×；AMD DSA Decode 约 1.6×。</w:t>
-      </w:r>
-    </w:p>
-    <w:p>
-      <w:pPr>
-        <w:pStyle w:val="Heading2"/>
-      </w:pPr>
-      <w:r>
-        <w:rPr>
-          <w:rFonts w:ascii="微软雅黑" w:hAnsi="微软雅黑" w:eastAsia="微软雅黑"/>
-          <w:b/>
-          <w:sz w:val="26"/>
-        </w:rPr>
-        <w:t>三、分节梳理与PPT佐证</w:t>
-      </w:r>
-    </w:p>
-    <w:p>
-      <w:pPr>
-        <w:spacing w:after="120" w:line="300" w:lineRule="auto"/>
-      </w:pPr>
-      <w:r>
-        <w:rPr>
-          <w:rFonts w:ascii="微软雅黑" w:hAnsi="微软雅黑" w:eastAsia="微软雅黑"/>
-          <w:b w:val="0"/>
-          <w:sz w:val="20"/>
-        </w:rPr>
-        <w:t>以下按议题结构展开；每节文字要点之后立即附上对应 PPT 截图作为佐证。</w:t>
-      </w:r>
-    </w:p>
-    <w:p>
-      <w:pPr>
-        <w:spacing w:after="80" w:line="300" w:lineRule="auto"/>
-      </w:pPr>
-      <w:r>
-        <w:rPr>
-          <w:rFonts w:ascii="微软雅黑" w:hAnsi="微软雅黑" w:eastAsia="微软雅黑"/>
-          <w:b/>
-          <w:sz w:val="24"/>
-        </w:rPr>
-        <w:t>嘉宾与开场 / Dev Loop</w:t>
-      </w:r>
-    </w:p>
-    <w:p>
-      <w:pPr>
-        <w:pStyle w:val="ListBullet"/>
-        <w:spacing w:after="60"/>
-      </w:pPr>
-      <w:r>
-        <w:rPr>
-          <w:rFonts w:ascii="微软雅黑" w:hAnsi="微软雅黑" w:eastAsia="微软雅黑"/>
-          <w:b w:val="0"/>
-          <w:sz w:val="22"/>
-        </w:rPr>
-        <w:t>Dev Loop：SLA/P99/TTFT → Throughput/RT → Profiler/Trace → 瓶颈归属 → 三层优化 → 回归。</w:t>
-      </w:r>
-    </w:p>
-    <w:p>
-      <w:pPr>
-        <w:pStyle w:val="ListBullet"/>
-        <w:spacing w:after="60"/>
-      </w:pPr>
-      <w:r>
-        <w:rPr>
-          <w:rFonts w:ascii="微软雅黑" w:hAnsi="微软雅黑" w:eastAsia="微软雅黑"/>
-          <w:b w:val="0"/>
-          <w:sz w:val="22"/>
-        </w:rPr>
-        <w:t>三层能力：Agentic KV / Mega Kernel / Kernel Agent。</w:t>
+        <w:t>框架层 Agentic KV / 计算层 Mega Kernel / 多芯片层 Kernel Agent——分别对应调度、微秒执行、算子供给。</w:t>
       </w:r>
     </w:p>
     <w:p>
@@ -468,7 +411,7 @@
           <w:b/>
           <w:sz w:val="24"/>
         </w:rPr>
-        <w:t>2. Agentic KV</w:t>
+        <w:t>2. Agentic KV：会话价值驱动的缓存调度</w:t>
       </w:r>
     </w:p>
     <w:p>
@@ -482,7 +425,7 @@
           <w:b w:val="0"/>
           <w:sz w:val="22"/>
         </w:rPr>
-        <w:t>会话生命周期感知价值排序。</w:t>
+        <w:t>痛点：Agent 调工具/等待时 KV「变旧」，LRU 误删高价值会话 → 强制重新 Prefill（高带宽/高延迟/更耗能）。</w:t>
       </w:r>
     </w:p>
     <w:p>
@@ -496,7 +439,21 @@
           <w:b w:val="0"/>
           <w:sz w:val="22"/>
         </w:rPr>
-        <w:t>绿/黄/红三态策略。</w:t>
+        <w:t>信号：会话生命周期（运行/暂停/恢复/结束）+ KV 自信号（重建成本、命中、占用）+ 共享会话权重。</w:t>
+      </w:r>
+    </w:p>
+    <w:p>
+      <w:pPr>
+        <w:pStyle w:val="ListBullet"/>
+        <w:spacing w:after="60"/>
+      </w:pPr>
+      <w:r>
+        <w:rPr>
+          <w:rFonts w:ascii="微软雅黑" w:hAnsi="微软雅黑" w:eastAsia="微软雅黑"/>
+          <w:b w:val="0"/>
+          <w:sz w:val="22"/>
+        </w:rPr>
+        <w:t>三态：绿优先保留、黄提前准备/备用记忆、红低价值快速腾挪。</w:t>
       </w:r>
     </w:p>
     <w:p>
@@ -655,7 +612,7 @@
           <w:b w:val="0"/>
           <w:sz w:val="22"/>
         </w:rPr>
-        <w:t>设备内流水压缩执行空洞。</w:t>
+        <w:t>微秒尺度下，性能问题更在 kernel 之间：少启动、少搬运、少等待。</w:t>
       </w:r>
     </w:p>
     <w:p>
@@ -669,7 +626,35 @@
           <w:b w:val="0"/>
           <w:sz w:val="22"/>
         </w:rPr>
-        <w:t>Master–Sub 并行探索与跨平台迁移。</w:t>
+        <w:t>把一次性手工优化沉淀为可复用图/任务/内核/调度资产；注意动态突发下并非越大越好。</w:t>
+      </w:r>
+    </w:p>
+    <w:p>
+      <w:pPr>
+        <w:pStyle w:val="ListBullet"/>
+        <w:spacing w:after="60"/>
+      </w:pPr>
+      <w:r>
+        <w:rPr>
+          <w:rFonts w:ascii="微软雅黑" w:hAnsi="微软雅黑" w:eastAsia="微软雅黑"/>
+          <w:b w:val="0"/>
+          <w:sz w:val="22"/>
+        </w:rPr>
+        <w:t>算子供给爆炸：模型×精度×硬件代际；Agent 组织探索，专家聚焦算法与验收。</w:t>
+      </w:r>
+    </w:p>
+    <w:p>
+      <w:pPr>
+        <w:pStyle w:val="ListBullet"/>
+        <w:spacing w:after="60"/>
+      </w:pPr>
+      <w:r>
+        <w:rPr>
+          <w:rFonts w:ascii="微软雅黑" w:hAnsi="微软雅黑" w:eastAsia="微软雅黑"/>
+          <w:b w:val="0"/>
+          <w:sz w:val="22"/>
+        </w:rPr>
+        <w:t>跨平台：NVIDIA 参考实现 → 按编译器/线程布局/存储层次适配 AMD/PPU 等，形成经验库。</w:t>
       </w:r>
     </w:p>
     <w:p>
@@ -1078,7 +1063,33 @@
           <w:b/>
           <w:sz w:val="26"/>
         </w:rPr>
-        <w:t>四、结论与启示</w:t>
+        <w:t>四、面向未来的洞察（洞察PPT素材）</w:t>
+      </w:r>
+    </w:p>
+    <w:p>
+      <w:pPr>
+        <w:spacing w:after="120" w:line="300" w:lineRule="auto"/>
+      </w:pPr>
+      <w:r>
+        <w:rPr>
+          <w:rFonts w:ascii="微软雅黑" w:hAnsi="微软雅黑" w:eastAsia="微软雅黑"/>
+          <w:b w:val="0"/>
+          <w:sz w:val="20"/>
+        </w:rPr>
+        <w:t>本节可直接拆成洞察PPT的判断页/动作页/金句页。</w:t>
+      </w:r>
+    </w:p>
+    <w:p>
+      <w:pPr>
+        <w:spacing w:after="80" w:line="300" w:lineRule="auto"/>
+      </w:pPr>
+      <w:r>
+        <w:rPr>
+          <w:rFonts w:ascii="微软雅黑" w:hAnsi="微软雅黑" w:eastAsia="微软雅黑"/>
+          <w:b/>
+          <w:sz w:val="24"/>
+        </w:rPr>
+        <w:t>趋势判断</w:t>
       </w:r>
     </w:p>
     <w:p>
@@ -1092,7 +1103,7 @@
           <w:b w:val="0"/>
           <w:sz w:val="22"/>
         </w:rPr>
-        <w:t>产品化抓手清晰：Agentic KV + Mega Kernel + Kernel Agent。</w:t>
+        <w:t>推理优化从单算子调参，升级为「框架调度 + 设备内运行时 + 算子供给 Agent」三层产品。</w:t>
       </w:r>
     </w:p>
     <w:p>
@@ -1106,7 +1117,20 @@
           <w:b w:val="0"/>
           <w:sz w:val="22"/>
         </w:rPr>
-        <w:t>Agentic 场景必须从 LRU 升级为会话价值排序。</w:t>
+        <w:t>Agent 工作负载倒逼缓存策略从 LRU 走向价值/生命周期感知。</w:t>
+      </w:r>
+    </w:p>
+    <w:p>
+      <w:pPr>
+        <w:spacing w:after="80" w:line="300" w:lineRule="auto"/>
+      </w:pPr>
+      <w:r>
+        <w:rPr>
+          <w:rFonts w:ascii="微软雅黑" w:hAnsi="微软雅黑" w:eastAsia="微软雅黑"/>
+          <w:b/>
+          <w:sz w:val="24"/>
+        </w:rPr>
+        <w:t>关键技术判断</w:t>
       </w:r>
     </w:p>
     <w:p>
@@ -1120,7 +1144,187 @@
           <w:b w:val="0"/>
           <w:sz w:val="22"/>
         </w:rPr>
-        <w:t>Kernel Agent 把专家手艺沉淀为可迁移经验库，并给出跨芯片量化加速证据。</w:t>
+        <w:t>Prefill 成本会吞噬 SLA，若缓存不理解暂停会话。</w:t>
+      </w:r>
+    </w:p>
+    <w:p>
+      <w:pPr>
+        <w:pStyle w:val="ListBullet"/>
+        <w:spacing w:after="60"/>
+      </w:pPr>
+      <w:r>
+        <w:rPr>
+          <w:rFonts w:ascii="微软雅黑" w:hAnsi="微软雅黑" w:eastAsia="微软雅黑"/>
+          <w:b w:val="0"/>
+          <w:sz w:val="22"/>
+        </w:rPr>
+        <w:t>Mega Kernel 代表执行模型变迁：同步粒度从算子完成→数据就绪。</w:t>
+      </w:r>
+    </w:p>
+    <w:p>
+      <w:pPr>
+        <w:pStyle w:val="ListBullet"/>
+        <w:spacing w:after="60"/>
+      </w:pPr>
+      <w:r>
+        <w:rPr>
+          <w:rFonts w:ascii="微软雅黑" w:hAnsi="微软雅黑" w:eastAsia="微软雅黑"/>
+          <w:b w:val="0"/>
+          <w:sz w:val="22"/>
+        </w:rPr>
+        <w:t>Kernel Agent 把性能工程从手艺变成可迁移资产，是多芯并存的关键杠杆。</w:t>
+      </w:r>
+    </w:p>
+    <w:p>
+      <w:pPr>
+        <w:spacing w:after="80" w:line="300" w:lineRule="auto"/>
+      </w:pPr>
+      <w:r>
+        <w:rPr>
+          <w:rFonts w:ascii="微软雅黑" w:hAnsi="微软雅黑" w:eastAsia="微软雅黑"/>
+          <w:b/>
+          <w:sz w:val="24"/>
+        </w:rPr>
+        <w:t>对 Infra / 平台的启示</w:t>
+      </w:r>
+    </w:p>
+    <w:p>
+      <w:pPr>
+        <w:pStyle w:val="ListBullet"/>
+        <w:spacing w:after="60"/>
+      </w:pPr>
+      <w:r>
+        <w:rPr>
+          <w:rFonts w:ascii="微软雅黑" w:hAnsi="微软雅黑" w:eastAsia="微软雅黑"/>
+          <w:b w:val="0"/>
+          <w:sz w:val="22"/>
+        </w:rPr>
+        <w:t>平台应暴露 Profiler/Trace 与回归门禁，让 Dev Loop 工程化。</w:t>
+      </w:r>
+    </w:p>
+    <w:p>
+      <w:pPr>
+        <w:pStyle w:val="ListBullet"/>
+        <w:spacing w:after="60"/>
+      </w:pPr>
+      <w:r>
+        <w:rPr>
+          <w:rFonts w:ascii="微软雅黑" w:hAnsi="微软雅黑" w:eastAsia="微软雅黑"/>
+          <w:b w:val="0"/>
+          <w:sz w:val="22"/>
+        </w:rPr>
+        <w:t>KV 调度策略需接入会话状态（含工具调用暂停），与 Talk 4 池化联动。</w:t>
+      </w:r>
+    </w:p>
+    <w:p>
+      <w:pPr>
+        <w:pStyle w:val="ListBullet"/>
+        <w:spacing w:after="60"/>
+      </w:pPr>
+      <w:r>
+        <w:rPr>
+          <w:rFonts w:ascii="微软雅黑" w:hAnsi="微软雅黑" w:eastAsia="微软雅黑"/>
+          <w:b w:val="0"/>
+          <w:sz w:val="22"/>
+        </w:rPr>
+        <w:t>多芯导入：优先建设算子 Agent + 评测集，而不是只移植模型。</w:t>
+      </w:r>
+    </w:p>
+    <w:p>
+      <w:pPr>
+        <w:spacing w:after="80" w:line="300" w:lineRule="auto"/>
+      </w:pPr>
+      <w:r>
+        <w:rPr>
+          <w:rFonts w:ascii="微软雅黑" w:hAnsi="微软雅黑" w:eastAsia="微软雅黑"/>
+          <w:b/>
+          <w:sz w:val="24"/>
+        </w:rPr>
+        <w:t>洞察PPT页建议（可直接拆页）</w:t>
+      </w:r>
+    </w:p>
+    <w:p>
+      <w:pPr>
+        <w:pStyle w:val="ListBullet"/>
+        <w:spacing w:after="60"/>
+      </w:pPr>
+      <w:r>
+        <w:rPr>
+          <w:rFonts w:ascii="微软雅黑" w:hAnsi="微软雅黑" w:eastAsia="微软雅黑"/>
+          <w:b w:val="0"/>
+          <w:sz w:val="22"/>
+        </w:rPr>
+        <w:t>页建议：Dev Loop 六步闭环。</w:t>
+      </w:r>
+    </w:p>
+    <w:p>
+      <w:pPr>
+        <w:pStyle w:val="ListBullet"/>
+        <w:spacing w:after="60"/>
+      </w:pPr>
+      <w:r>
+        <w:rPr>
+          <w:rFonts w:ascii="微软雅黑" w:hAnsi="微软雅黑" w:eastAsia="微软雅黑"/>
+          <w:b w:val="0"/>
+          <w:sz w:val="22"/>
+        </w:rPr>
+        <w:t>页建议：LRU vs Agentic KV 对比（误删→Prefill 成本）。</w:t>
+      </w:r>
+    </w:p>
+    <w:p>
+      <w:pPr>
+        <w:pStyle w:val="ListBullet"/>
+        <w:spacing w:after="60"/>
+      </w:pPr>
+      <w:r>
+        <w:rPr>
+          <w:rFonts w:ascii="微软雅黑" w:hAnsi="微软雅黑" w:eastAsia="微软雅黑"/>
+          <w:b w:val="0"/>
+          <w:sz w:val="22"/>
+        </w:rPr>
+        <w:t>页建议：绿/黄/红调度状态机。</w:t>
+      </w:r>
+    </w:p>
+    <w:p>
+      <w:pPr>
+        <w:pStyle w:val="ListBullet"/>
+        <w:spacing w:after="60"/>
+      </w:pPr>
+      <w:r>
+        <w:rPr>
+          <w:rFonts w:ascii="微软雅黑" w:hAnsi="微软雅黑" w:eastAsia="微软雅黑"/>
+          <w:b w:val="0"/>
+          <w:sz w:val="22"/>
+        </w:rPr>
+        <w:t>页建议：Kernel-per-Op vs Mega Kernel。</w:t>
+      </w:r>
+    </w:p>
+    <w:p>
+      <w:pPr>
+        <w:pStyle w:val="ListBullet"/>
+        <w:spacing w:after="60"/>
+      </w:pPr>
+      <w:r>
+        <w:rPr>
+          <w:rFonts w:ascii="微软雅黑" w:hAnsi="微软雅黑" w:eastAsia="微软雅黑"/>
+          <w:b w:val="0"/>
+          <w:sz w:val="22"/>
+        </w:rPr>
+        <w:t>页建议：4.88× 与跨芯片加速案例条。</w:t>
+      </w:r>
+    </w:p>
+    <w:p>
+      <w:pPr>
+        <w:pStyle w:val="ListBullet"/>
+        <w:spacing w:after="60"/>
+      </w:pPr>
+      <w:r>
+        <w:rPr>
+          <w:rFonts w:ascii="微软雅黑" w:hAnsi="微软雅黑" w:eastAsia="微软雅黑"/>
+          <w:b w:val="0"/>
+          <w:sz w:val="22"/>
+        </w:rPr>
+        <w:t>洞察金句：停得久≠价值低；微秒尺度看 kernel 之间。</w:t>
       </w:r>
     </w:p>
     <w:sectPr>

--- a/yunqi-2026-cipu-forum/docs/07-AI推理全栈优化实战-资彦义李陈浩文.docx
+++ b/yunqi-2026-cipu-forum/docs/07-AI推理全栈优化实战-资彦义李陈浩文.docx
@@ -212,7 +212,592 @@
           <w:b/>
           <w:sz w:val="26"/>
         </w:rPr>
-        <w:t>三、技术展开与PPT佐证</w:t>
+        <w:t>三、关键技术指标对比与提升</w:t>
+      </w:r>
+    </w:p>
+    <w:p>
+      <w:pPr>
+        <w:spacing w:after="120" w:line="300" w:lineRule="auto"/>
+      </w:pPr>
+      <w:r>
+        <w:rPr>
+          <w:rFonts w:ascii="微软雅黑" w:hAnsi="微软雅黑" w:eastAsia="微软雅黑"/>
+          <w:b w:val="0"/>
+          <w:sz w:val="20"/>
+        </w:rPr>
+        <w:t>下表汇总本场（或跨场）可核对的关键指标：基线 → 改进后 → 提升幅度。后续洞察PPT可直接做成对比页。</w:t>
+      </w:r>
+    </w:p>
+    <w:tbl>
+      <w:tblPr>
+        <w:tblStyle w:val="TableGrid"/>
+        <w:tblW w:type="auto" w:w="0"/>
+        <w:tblLook w:firstColumn="1" w:firstRow="1" w:lastColumn="0" w:lastRow="0" w:noHBand="0" w:noVBand="1" w:val="04A0"/>
+      </w:tblPr>
+      <w:tblGrid>
+        <w:gridCol w:w="1930"/>
+        <w:gridCol w:w="1930"/>
+        <w:gridCol w:w="1930"/>
+        <w:gridCol w:w="1930"/>
+        <w:gridCol w:w="1930"/>
+      </w:tblGrid>
+      <w:tr>
+        <w:tc>
+          <w:tcPr>
+            <w:tcW w:type="dxa" w:w="1930"/>
+            <w:shd w:fill="D9E2F3" w:val="clear"/>
+          </w:tcPr>
+          <w:p>
+            <w:r>
+              <w:rPr>
+                <w:rFonts w:ascii="微软雅黑" w:hAnsi="微软雅黑" w:eastAsia="微软雅黑"/>
+                <w:b/>
+                <w:sz w:val="20"/>
+              </w:rPr>
+              <w:t>指标</w:t>
+            </w:r>
+          </w:p>
+        </w:tc>
+        <w:tc>
+          <w:tcPr>
+            <w:tcW w:type="dxa" w:w="1930"/>
+            <w:shd w:fill="D9E2F3" w:val="clear"/>
+          </w:tcPr>
+          <w:p>
+            <w:r>
+              <w:rPr>
+                <w:rFonts w:ascii="微软雅黑" w:hAnsi="微软雅黑" w:eastAsia="微软雅黑"/>
+                <w:b/>
+                <w:sz w:val="20"/>
+              </w:rPr>
+              <w:t>基线/对照</w:t>
+            </w:r>
+          </w:p>
+        </w:tc>
+        <w:tc>
+          <w:tcPr>
+            <w:tcW w:type="dxa" w:w="1930"/>
+            <w:shd w:fill="D9E2F3" w:val="clear"/>
+          </w:tcPr>
+          <w:p>
+            <w:r>
+              <w:rPr>
+                <w:rFonts w:ascii="微软雅黑" w:hAnsi="微软雅黑" w:eastAsia="微软雅黑"/>
+                <w:b/>
+                <w:sz w:val="20"/>
+              </w:rPr>
+              <w:t>改进后/方案</w:t>
+            </w:r>
+          </w:p>
+        </w:tc>
+        <w:tc>
+          <w:tcPr>
+            <w:tcW w:type="dxa" w:w="1930"/>
+            <w:shd w:fill="D9E2F3" w:val="clear"/>
+          </w:tcPr>
+          <w:p>
+            <w:r>
+              <w:rPr>
+                <w:rFonts w:ascii="微软雅黑" w:hAnsi="微软雅黑" w:eastAsia="微软雅黑"/>
+                <w:b/>
+                <w:sz w:val="20"/>
+              </w:rPr>
+              <w:t>提升/变化</w:t>
+            </w:r>
+          </w:p>
+        </w:tc>
+        <w:tc>
+          <w:tcPr>
+            <w:tcW w:type="dxa" w:w="1930"/>
+            <w:shd w:fill="D9E2F3" w:val="clear"/>
+          </w:tcPr>
+          <w:p>
+            <w:r>
+              <w:rPr>
+                <w:rFonts w:ascii="微软雅黑" w:hAnsi="微软雅黑" w:eastAsia="微软雅黑"/>
+                <w:b/>
+                <w:sz w:val="20"/>
+              </w:rPr>
+              <w:t>出处</w:t>
+            </w:r>
+          </w:p>
+        </w:tc>
+      </w:tr>
+      <w:tr>
+        <w:tc>
+          <w:tcPr>
+            <w:tcW w:type="dxa" w:w="1930"/>
+          </w:tcPr>
+          <w:p>
+            <w:r>
+              <w:rPr>
+                <w:rFonts w:ascii="微软雅黑" w:hAnsi="微软雅黑" w:eastAsia="微软雅黑"/>
+                <w:b w:val="0"/>
+                <w:sz w:val="18"/>
+              </w:rPr>
+              <w:t>H100 BF16 矩阵向量乘</w:t>
+            </w:r>
+          </w:p>
+        </w:tc>
+        <w:tc>
+          <w:tcPr>
+            <w:tcW w:type="dxa" w:w="1930"/>
+          </w:tcPr>
+          <w:p>
+            <w:r>
+              <w:rPr>
+                <w:rFonts w:ascii="微软雅黑" w:hAnsi="微软雅黑" w:eastAsia="微软雅黑"/>
+                <w:b w:val="0"/>
+                <w:sz w:val="18"/>
+              </w:rPr>
+              <w:t>9.52 ms</w:t>
+            </w:r>
+          </w:p>
+        </w:tc>
+        <w:tc>
+          <w:tcPr>
+            <w:tcW w:type="dxa" w:w="1930"/>
+          </w:tcPr>
+          <w:p>
+            <w:r>
+              <w:rPr>
+                <w:rFonts w:ascii="微软雅黑" w:hAnsi="微软雅黑" w:eastAsia="微软雅黑"/>
+                <w:b w:val="0"/>
+                <w:sz w:val="18"/>
+              </w:rPr>
+              <w:t>1.95 ms（Kernel Agent）</w:t>
+            </w:r>
+          </w:p>
+        </w:tc>
+        <w:tc>
+          <w:tcPr>
+            <w:tcW w:type="dxa" w:w="1930"/>
+          </w:tcPr>
+          <w:p>
+            <w:r>
+              <w:rPr>
+                <w:rFonts w:ascii="微软雅黑" w:hAnsi="微软雅黑" w:eastAsia="微软雅黑"/>
+                <w:b/>
+                <w:sz w:val="18"/>
+              </w:rPr>
+              <w:t>约 4.88×</w:t>
+            </w:r>
+          </w:p>
+        </w:tc>
+        <w:tc>
+          <w:tcPr>
+            <w:tcW w:type="dxa" w:w="1930"/>
+          </w:tcPr>
+          <w:p>
+            <w:r>
+              <w:rPr>
+                <w:rFonts w:ascii="微软雅黑" w:hAnsi="微软雅黑" w:eastAsia="微软雅黑"/>
+                <w:b w:val="0"/>
+                <w:sz w:val="18"/>
+              </w:rPr>
+              <w:t>并行探索案例</w:t>
+            </w:r>
+          </w:p>
+        </w:tc>
+      </w:tr>
+      <w:tr>
+        <w:tc>
+          <w:tcPr>
+            <w:tcW w:type="dxa" w:w="1930"/>
+          </w:tcPr>
+          <w:p>
+            <w:r>
+              <w:rPr>
+                <w:rFonts w:ascii="微软雅黑" w:hAnsi="微软雅黑" w:eastAsia="微软雅黑"/>
+                <w:b w:val="0"/>
+                <w:sz w:val="18"/>
+              </w:rPr>
+              <w:t>PPU MoE gate+mask+copy</w:t>
+            </w:r>
+          </w:p>
+        </w:tc>
+        <w:tc>
+          <w:tcPr>
+            <w:tcW w:type="dxa" w:w="1930"/>
+          </w:tcPr>
+          <w:p>
+            <w:r>
+              <w:rPr>
+                <w:rFonts w:ascii="微软雅黑" w:hAnsi="微软雅黑" w:eastAsia="微软雅黑"/>
+                <w:b w:val="0"/>
+                <w:sz w:val="18"/>
+              </w:rPr>
+              <w:t>SGLang 基线</w:t>
+            </w:r>
+          </w:p>
+        </w:tc>
+        <w:tc>
+          <w:tcPr>
+            <w:tcW w:type="dxa" w:w="1930"/>
+          </w:tcPr>
+          <w:p>
+            <w:r>
+              <w:rPr>
+                <w:rFonts w:ascii="微软雅黑" w:hAnsi="微软雅黑" w:eastAsia="微软雅黑"/>
+                <w:b w:val="0"/>
+                <w:sz w:val="18"/>
+              </w:rPr>
+              <w:t>优化后</w:t>
+            </w:r>
+          </w:p>
+        </w:tc>
+        <w:tc>
+          <w:tcPr>
+            <w:tcW w:type="dxa" w:w="1930"/>
+          </w:tcPr>
+          <w:p>
+            <w:r>
+              <w:rPr>
+                <w:rFonts w:ascii="微软雅黑" w:hAnsi="微软雅黑" w:eastAsia="微软雅黑"/>
+                <w:b/>
+                <w:sz w:val="18"/>
+              </w:rPr>
+              <w:t>约 1.56–2.13×</w:t>
+            </w:r>
+          </w:p>
+        </w:tc>
+        <w:tc>
+          <w:tcPr>
+            <w:tcW w:type="dxa" w:w="1930"/>
+          </w:tcPr>
+          <w:p>
+            <w:r>
+              <w:rPr>
+                <w:rFonts w:ascii="微软雅黑" w:hAnsi="微软雅黑" w:eastAsia="微软雅黑"/>
+                <w:b w:val="0"/>
+                <w:sz w:val="18"/>
+              </w:rPr>
+              <w:t>PPU 迁移</w:t>
+            </w:r>
+          </w:p>
+        </w:tc>
+      </w:tr>
+      <w:tr>
+        <w:tc>
+          <w:tcPr>
+            <w:tcW w:type="dxa" w:w="1930"/>
+          </w:tcPr>
+          <w:p>
+            <w:r>
+              <w:rPr>
+                <w:rFonts w:ascii="微软雅黑" w:hAnsi="微软雅黑" w:eastAsia="微软雅黑"/>
+                <w:b w:val="0"/>
+                <w:sz w:val="18"/>
+              </w:rPr>
+              <w:t>PPU RMSNorm+量化 / SiLU 链</w:t>
+            </w:r>
+          </w:p>
+        </w:tc>
+        <w:tc>
+          <w:tcPr>
+            <w:tcW w:type="dxa" w:w="1930"/>
+          </w:tcPr>
+          <w:p>
+            <w:r>
+              <w:rPr>
+                <w:rFonts w:ascii="微软雅黑" w:hAnsi="微软雅黑" w:eastAsia="微软雅黑"/>
+                <w:b w:val="0"/>
+                <w:sz w:val="18"/>
+              </w:rPr>
+              <w:t>SGLang 基线</w:t>
+            </w:r>
+          </w:p>
+        </w:tc>
+        <w:tc>
+          <w:tcPr>
+            <w:tcW w:type="dxa" w:w="1930"/>
+          </w:tcPr>
+          <w:p>
+            <w:r>
+              <w:rPr>
+                <w:rFonts w:ascii="微软雅黑" w:hAnsi="微软雅黑" w:eastAsia="微软雅黑"/>
+                <w:b w:val="0"/>
+                <w:sz w:val="18"/>
+              </w:rPr>
+              <w:t>优化后</w:t>
+            </w:r>
+          </w:p>
+        </w:tc>
+        <w:tc>
+          <w:tcPr>
+            <w:tcW w:type="dxa" w:w="1930"/>
+          </w:tcPr>
+          <w:p>
+            <w:r>
+              <w:rPr>
+                <w:rFonts w:ascii="微软雅黑" w:hAnsi="微软雅黑" w:eastAsia="微软雅黑"/>
+                <w:b/>
+                <w:sz w:val="18"/>
+              </w:rPr>
+              <w:t>约 1.23–1.29×</w:t>
+            </w:r>
+          </w:p>
+        </w:tc>
+        <w:tc>
+          <w:tcPr>
+            <w:tcW w:type="dxa" w:w="1930"/>
+          </w:tcPr>
+          <w:p>
+            <w:r>
+              <w:rPr>
+                <w:rFonts w:ascii="微软雅黑" w:hAnsi="微软雅黑" w:eastAsia="微软雅黑"/>
+                <w:b w:val="0"/>
+                <w:sz w:val="18"/>
+              </w:rPr>
+              <w:t>PPU</w:t>
+            </w:r>
+          </w:p>
+        </w:tc>
+      </w:tr>
+      <w:tr>
+        <w:tc>
+          <w:tcPr>
+            <w:tcW w:type="dxa" w:w="1930"/>
+          </w:tcPr>
+          <w:p>
+            <w:r>
+              <w:rPr>
+                <w:rFonts w:ascii="微软雅黑" w:hAnsi="微软雅黑" w:eastAsia="微软雅黑"/>
+                <w:b w:val="0"/>
+                <w:sz w:val="18"/>
+              </w:rPr>
+              <w:t>AMD DSA Decode</w:t>
+            </w:r>
+          </w:p>
+        </w:tc>
+        <w:tc>
+          <w:tcPr>
+            <w:tcW w:type="dxa" w:w="1930"/>
+          </w:tcPr>
+          <w:p>
+            <w:r>
+              <w:rPr>
+                <w:rFonts w:ascii="微软雅黑" w:hAnsi="微软雅黑" w:eastAsia="微软雅黑"/>
+                <w:b w:val="0"/>
+                <w:sz w:val="18"/>
+              </w:rPr>
+              <w:t>基线</w:t>
+            </w:r>
+          </w:p>
+        </w:tc>
+        <w:tc>
+          <w:tcPr>
+            <w:tcW w:type="dxa" w:w="1930"/>
+          </w:tcPr>
+          <w:p>
+            <w:r>
+              <w:rPr>
+                <w:rFonts w:ascii="微软雅黑" w:hAnsi="微软雅黑" w:eastAsia="微软雅黑"/>
+                <w:b w:val="0"/>
+                <w:sz w:val="18"/>
+              </w:rPr>
+              <w:t>优化后</w:t>
+            </w:r>
+          </w:p>
+        </w:tc>
+        <w:tc>
+          <w:tcPr>
+            <w:tcW w:type="dxa" w:w="1930"/>
+          </w:tcPr>
+          <w:p>
+            <w:r>
+              <w:rPr>
+                <w:rFonts w:ascii="微软雅黑" w:hAnsi="微软雅黑" w:eastAsia="微软雅黑"/>
+                <w:b/>
+                <w:sz w:val="18"/>
+              </w:rPr>
+              <w:t>约 1.6×</w:t>
+            </w:r>
+          </w:p>
+        </w:tc>
+        <w:tc>
+          <w:tcPr>
+            <w:tcW w:type="dxa" w:w="1930"/>
+          </w:tcPr>
+          <w:p>
+            <w:r>
+              <w:rPr>
+                <w:rFonts w:ascii="微软雅黑" w:hAnsi="微软雅黑" w:eastAsia="微软雅黑"/>
+                <w:b w:val="0"/>
+                <w:sz w:val="18"/>
+              </w:rPr>
+              <w:t>AMD 迁移</w:t>
+            </w:r>
+          </w:p>
+        </w:tc>
+      </w:tr>
+      <w:tr>
+        <w:tc>
+          <w:tcPr>
+            <w:tcW w:type="dxa" w:w="1930"/>
+          </w:tcPr>
+          <w:p>
+            <w:r>
+              <w:rPr>
+                <w:rFonts w:ascii="微软雅黑" w:hAnsi="微软雅黑" w:eastAsia="微软雅黑"/>
+                <w:b w:val="0"/>
+                <w:sz w:val="18"/>
+              </w:rPr>
+              <w:t>AMD GDN 递推核</w:t>
+            </w:r>
+          </w:p>
+        </w:tc>
+        <w:tc>
+          <w:tcPr>
+            <w:tcW w:type="dxa" w:w="1930"/>
+          </w:tcPr>
+          <w:p>
+            <w:r>
+              <w:rPr>
+                <w:rFonts w:ascii="微软雅黑" w:hAnsi="微软雅黑" w:eastAsia="微软雅黑"/>
+                <w:b w:val="0"/>
+                <w:sz w:val="18"/>
+              </w:rPr>
+              <w:t>基线</w:t>
+            </w:r>
+          </w:p>
+        </w:tc>
+        <w:tc>
+          <w:tcPr>
+            <w:tcW w:type="dxa" w:w="1930"/>
+          </w:tcPr>
+          <w:p>
+            <w:r>
+              <w:rPr>
+                <w:rFonts w:ascii="微软雅黑" w:hAnsi="微软雅黑" w:eastAsia="微软雅黑"/>
+                <w:b w:val="0"/>
+                <w:sz w:val="18"/>
+              </w:rPr>
+              <w:t>优化后</w:t>
+            </w:r>
+          </w:p>
+        </w:tc>
+        <w:tc>
+          <w:tcPr>
+            <w:tcW w:type="dxa" w:w="1930"/>
+          </w:tcPr>
+          <w:p>
+            <w:r>
+              <w:rPr>
+                <w:rFonts w:ascii="微软雅黑" w:hAnsi="微软雅黑" w:eastAsia="微软雅黑"/>
+                <w:b/>
+                <w:sz w:val="18"/>
+              </w:rPr>
+              <w:t>约 1.18×</w:t>
+            </w:r>
+          </w:p>
+        </w:tc>
+        <w:tc>
+          <w:tcPr>
+            <w:tcW w:type="dxa" w:w="1930"/>
+          </w:tcPr>
+          <w:p>
+            <w:r>
+              <w:rPr>
+                <w:rFonts w:ascii="微软雅黑" w:hAnsi="微软雅黑" w:eastAsia="微软雅黑"/>
+                <w:b w:val="0"/>
+                <w:sz w:val="18"/>
+              </w:rPr>
+              <w:t>AMD</w:t>
+            </w:r>
+          </w:p>
+        </w:tc>
+      </w:tr>
+      <w:tr>
+        <w:tc>
+          <w:tcPr>
+            <w:tcW w:type="dxa" w:w="1930"/>
+          </w:tcPr>
+          <w:p>
+            <w:r>
+              <w:rPr>
+                <w:rFonts w:ascii="微软雅黑" w:hAnsi="微软雅黑" w:eastAsia="微软雅黑"/>
+                <w:b w:val="0"/>
+                <w:sz w:val="18"/>
+              </w:rPr>
+              <w:t>缓存策略</w:t>
+            </w:r>
+          </w:p>
+        </w:tc>
+        <w:tc>
+          <w:tcPr>
+            <w:tcW w:type="dxa" w:w="1930"/>
+          </w:tcPr>
+          <w:p>
+            <w:r>
+              <w:rPr>
+                <w:rFonts w:ascii="微软雅黑" w:hAnsi="微软雅黑" w:eastAsia="微软雅黑"/>
+                <w:b w:val="0"/>
+                <w:sz w:val="18"/>
+              </w:rPr>
+              <w:t>LRU（易误删暂停会话）</w:t>
+            </w:r>
+          </w:p>
+        </w:tc>
+        <w:tc>
+          <w:tcPr>
+            <w:tcW w:type="dxa" w:w="1930"/>
+          </w:tcPr>
+          <w:p>
+            <w:r>
+              <w:rPr>
+                <w:rFonts w:ascii="微软雅黑" w:hAnsi="微软雅黑" w:eastAsia="微软雅黑"/>
+                <w:b w:val="0"/>
+                <w:sz w:val="18"/>
+              </w:rPr>
+              <w:t>Agentic KV 价值排序</w:t>
+            </w:r>
+          </w:p>
+        </w:tc>
+        <w:tc>
+          <w:tcPr>
+            <w:tcW w:type="dxa" w:w="1930"/>
+          </w:tcPr>
+          <w:p>
+            <w:r>
+              <w:rPr>
+                <w:rFonts w:ascii="微软雅黑" w:hAnsi="微软雅黑" w:eastAsia="微软雅黑"/>
+                <w:b/>
+                <w:sz w:val="18"/>
+              </w:rPr>
+              <w:t>减少强制 Prefill</w:t>
+            </w:r>
+          </w:p>
+        </w:tc>
+        <w:tc>
+          <w:tcPr>
+            <w:tcW w:type="dxa" w:w="1930"/>
+          </w:tcPr>
+          <w:p>
+            <w:r>
+              <w:rPr>
+                <w:rFonts w:ascii="微软雅黑" w:hAnsi="微软雅黑" w:eastAsia="微软雅黑"/>
+                <w:b w:val="0"/>
+                <w:sz w:val="18"/>
+              </w:rPr>
+              <w:t>Agentic KV</w:t>
+            </w:r>
+          </w:p>
+        </w:tc>
+      </w:tr>
+    </w:tbl>
+    <w:p/>
+    <w:p>
+      <w:pPr>
+        <w:pStyle w:val="Heading2"/>
+      </w:pPr>
+      <w:r>
+        <w:rPr>
+          <w:rFonts w:ascii="微软雅黑" w:hAnsi="微软雅黑" w:eastAsia="微软雅黑"/>
+          <w:b/>
+          <w:sz w:val="26"/>
+        </w:rPr>
+        <w:t>四、技术展开与PPT佐证</w:t>
       </w:r>
     </w:p>
     <w:p>
@@ -1063,7 +1648,7 @@
           <w:b/>
           <w:sz w:val="26"/>
         </w:rPr>
-        <w:t>四、面向未来的洞察（洞察PPT素材）</w:t>
+        <w:t>五、面向未来的洞察（洞察PPT素材）</w:t>
       </w:r>
     </w:p>
     <w:p>
@@ -1076,7 +1661,7 @@
           <w:b w:val="0"/>
           <w:sz w:val="20"/>
         </w:rPr>
-        <w:t>本节可直接拆成洞察PPT的判断页/动作页/金句页。</w:t>
+        <w:t>本节可直接拆成洞察PPT的判断页/对比页/动作页/金句页；指标对比见上文表格。</w:t>
       </w:r>
     </w:p>
     <w:p>
@@ -1325,6 +1910,20 @@
           <w:sz w:val="22"/>
         </w:rPr>
         <w:t>洞察金句：停得久≠价值低；微秒尺度看 kernel 之间。</w:t>
+      </w:r>
+    </w:p>
+    <w:p>
+      <w:pPr>
+        <w:pStyle w:val="ListBullet"/>
+        <w:spacing w:after="60"/>
+      </w:pPr>
+      <w:r>
+        <w:rPr>
+          <w:rFonts w:ascii="微软雅黑" w:hAnsi="微软雅黑" w:eastAsia="微软雅黑"/>
+          <w:b w:val="0"/>
+          <w:sz w:val="22"/>
+        </w:rPr>
+        <w:t>页建议：4.88× 与跨芯 1.2–2.1× 加速条形图。</w:t>
       </w:r>
     </w:p>
     <w:sectPr>
